--- a/tests/fixtures/m0012/style-resolution.docx
+++ b/tests/fixtures/m0012/style-resolution.docx
@@ -110,7 +110,7 @@
   <w:abstractNum w:abstractNumId="0" w15:restartNumberingAfterBreak="0">
     <w:nsid w:val="FFFFFF88"/>
     <w:multiLevelType w:val="singleLevel"/>
-    <w:tmpl w:val="FAE81FEC"/>
+    <w:tmpl w:val="DC5E97F2"/>
     <w:lvl w:ilvl="0">
       <w:start w:val="1"/>
       <w:numFmt w:val="decimal"/>
@@ -128,7 +128,7 @@
   <w:abstractNum w:abstractNumId="1" w15:restartNumberingAfterBreak="0">
     <w:nsid w:val="FFFFFF89"/>
     <w:multiLevelType w:val="singleLevel"/>
-    <w:tmpl w:val="78A8359E"/>
+    <w:tmpl w:val="BFF6D1A0"/>
     <w:lvl w:ilvl="0">
       <w:start w:val="1"/>
       <w:numFmt w:val="bullet"/>
@@ -146,10 +146,10 @@
       </w:rPr>
     </w:lvl>
   </w:abstractNum>
-  <w:num w:numId="1" w16cid:durableId="1758594636">
+  <w:num w:numId="1" w16cid:durableId="951786252">
     <w:abstractNumId w:val="1"/>
   </w:num>
-  <w:num w:numId="2" w16cid:durableId="848376671">
+  <w:num w:numId="2" w16cid:durableId="1927961802">
     <w:abstractNumId w:val="0"/>
   </w:num>
 </w:numbering>
@@ -563,7 +563,7 @@
     <w:link w:val="Heading1Char"/>
     <w:uiPriority w:val="9"/>
     <w:qFormat/>
-    <w:rsid w:val="00B75D08"/>
+    <w:rsid w:val="00FC08B9"/>
     <w:pPr>
       <w:keepNext/>
       <w:keepLines/>
@@ -586,7 +586,7 @@
     <w:semiHidden/>
     <w:unhideWhenUsed/>
     <w:qFormat/>
-    <w:rsid w:val="00B75D08"/>
+    <w:rsid w:val="00FC08B9"/>
     <w:pPr>
       <w:keepNext/>
       <w:keepLines/>
@@ -609,7 +609,7 @@
     <w:semiHidden/>
     <w:unhideWhenUsed/>
     <w:qFormat/>
-    <w:rsid w:val="00B75D08"/>
+    <w:rsid w:val="00FC08B9"/>
     <w:pPr>
       <w:keepNext/>
       <w:keepLines/>
@@ -632,7 +632,7 @@
     <w:semiHidden/>
     <w:unhideWhenUsed/>
     <w:qFormat/>
-    <w:rsid w:val="00B75D08"/>
+    <w:rsid w:val="00FC08B9"/>
     <w:pPr>
       <w:keepNext/>
       <w:keepLines/>
@@ -655,7 +655,7 @@
     <w:semiHidden/>
     <w:unhideWhenUsed/>
     <w:qFormat/>
-    <w:rsid w:val="00B75D08"/>
+    <w:rsid w:val="00FC08B9"/>
     <w:pPr>
       <w:keepNext/>
       <w:keepLines/>
@@ -676,7 +676,7 @@
     <w:semiHidden/>
     <w:unhideWhenUsed/>
     <w:qFormat/>
-    <w:rsid w:val="00B75D08"/>
+    <w:rsid w:val="00FC08B9"/>
     <w:pPr>
       <w:keepNext/>
       <w:keepLines/>
@@ -699,7 +699,7 @@
     <w:semiHidden/>
     <w:unhideWhenUsed/>
     <w:qFormat/>
-    <w:rsid w:val="00B75D08"/>
+    <w:rsid w:val="00FC08B9"/>
     <w:pPr>
       <w:keepNext/>
       <w:keepLines/>
@@ -720,7 +720,7 @@
     <w:semiHidden/>
     <w:unhideWhenUsed/>
     <w:qFormat/>
-    <w:rsid w:val="00B75D08"/>
+    <w:rsid w:val="00FC08B9"/>
     <w:pPr>
       <w:keepNext/>
       <w:keepLines/>
@@ -743,7 +743,7 @@
     <w:semiHidden/>
     <w:unhideWhenUsed/>
     <w:qFormat/>
-    <w:rsid w:val="00B75D08"/>
+    <w:rsid w:val="00FC08B9"/>
     <w:pPr>
       <w:keepNext/>
       <w:keepLines/>
@@ -787,7 +787,7 @@
     <w:basedOn w:val="DefaultParagraphFont"/>
     <w:link w:val="Heading1"/>
     <w:uiPriority w:val="9"/>
-    <w:rsid w:val="00B75D08"/>
+    <w:rsid w:val="00FC08B9"/>
     <w:rPr>
       <w:rFonts w:asciiTheme="majorHAnsi" w:eastAsiaTheme="majorEastAsia" w:hAnsiTheme="majorHAnsi" w:cstheme="majorBidi"/>
       <w:color w:val="0F4761" w:themeColor="accent1" w:themeShade="BF"/>
@@ -801,7 +801,7 @@
     <w:link w:val="Heading2"/>
     <w:uiPriority w:val="9"/>
     <w:semiHidden/>
-    <w:rsid w:val="00B75D08"/>
+    <w:rsid w:val="00FC08B9"/>
     <w:rPr>
       <w:rFonts w:asciiTheme="majorHAnsi" w:eastAsiaTheme="majorEastAsia" w:hAnsiTheme="majorHAnsi" w:cstheme="majorBidi"/>
       <w:color w:val="0F4761" w:themeColor="accent1" w:themeShade="BF"/>
@@ -815,7 +815,7 @@
     <w:link w:val="Heading3"/>
     <w:uiPriority w:val="9"/>
     <w:semiHidden/>
-    <w:rsid w:val="00B75D08"/>
+    <w:rsid w:val="00FC08B9"/>
     <w:rPr>
       <w:rFonts w:eastAsiaTheme="majorEastAsia" w:cstheme="majorBidi"/>
       <w:color w:val="0F4761" w:themeColor="accent1" w:themeShade="BF"/>
@@ -829,7 +829,7 @@
     <w:link w:val="Heading4"/>
     <w:uiPriority w:val="9"/>
     <w:semiHidden/>
-    <w:rsid w:val="00B75D08"/>
+    <w:rsid w:val="00FC08B9"/>
     <w:rPr>
       <w:rFonts w:eastAsiaTheme="majorEastAsia" w:cstheme="majorBidi"/>
       <w:i/>
@@ -843,7 +843,7 @@
     <w:link w:val="Heading5"/>
     <w:uiPriority w:val="9"/>
     <w:semiHidden/>
-    <w:rsid w:val="00B75D08"/>
+    <w:rsid w:val="00FC08B9"/>
     <w:rPr>
       <w:rFonts w:eastAsiaTheme="majorEastAsia" w:cstheme="majorBidi"/>
       <w:color w:val="0F4761" w:themeColor="accent1" w:themeShade="BF"/>
@@ -855,7 +855,7 @@
     <w:link w:val="Heading6"/>
     <w:uiPriority w:val="9"/>
     <w:semiHidden/>
-    <w:rsid w:val="00B75D08"/>
+    <w:rsid w:val="00FC08B9"/>
     <w:rPr>
       <w:rFonts w:eastAsiaTheme="majorEastAsia" w:cstheme="majorBidi"/>
       <w:i/>
@@ -869,7 +869,7 @@
     <w:link w:val="Heading7"/>
     <w:uiPriority w:val="9"/>
     <w:semiHidden/>
-    <w:rsid w:val="00B75D08"/>
+    <w:rsid w:val="00FC08B9"/>
     <w:rPr>
       <w:rFonts w:eastAsiaTheme="majorEastAsia" w:cstheme="majorBidi"/>
       <w:color w:val="595959" w:themeColor="text1" w:themeTint="A6"/>
@@ -881,7 +881,7 @@
     <w:link w:val="Heading8"/>
     <w:uiPriority w:val="9"/>
     <w:semiHidden/>
-    <w:rsid w:val="00B75D08"/>
+    <w:rsid w:val="00FC08B9"/>
     <w:rPr>
       <w:rFonts w:eastAsiaTheme="majorEastAsia" w:cstheme="majorBidi"/>
       <w:i/>
@@ -895,7 +895,7 @@
     <w:link w:val="Heading9"/>
     <w:uiPriority w:val="9"/>
     <w:semiHidden/>
-    <w:rsid w:val="00B75D08"/>
+    <w:rsid w:val="00FC08B9"/>
     <w:rPr>
       <w:rFonts w:eastAsiaTheme="majorEastAsia" w:cstheme="majorBidi"/>
       <w:color w:val="272727" w:themeColor="text1" w:themeTint="D8"/>
@@ -908,7 +908,7 @@
     <w:link w:val="TitleChar"/>
     <w:uiPriority w:val="10"/>
     <w:qFormat/>
-    <w:rsid w:val="00B75D08"/>
+    <w:rsid w:val="00FC08B9"/>
     <w:pPr>
       <w:spacing w:after="80" w:line="240" w:lineRule="auto"/>
       <w:contextualSpacing/>
@@ -926,7 +926,7 @@
     <w:basedOn w:val="DefaultParagraphFont"/>
     <w:link w:val="Title"/>
     <w:uiPriority w:val="10"/>
-    <w:rsid w:val="00B75D08"/>
+    <w:rsid w:val="00FC08B9"/>
     <w:rPr>
       <w:rFonts w:asciiTheme="majorHAnsi" w:eastAsiaTheme="majorEastAsia" w:hAnsiTheme="majorHAnsi" w:cstheme="majorBidi"/>
       <w:spacing w:val="-10"/>
@@ -942,7 +942,7 @@
     <w:link w:val="SubtitleChar"/>
     <w:uiPriority w:val="11"/>
     <w:qFormat/>
-    <w:rsid w:val="00B75D08"/>
+    <w:rsid w:val="00FC08B9"/>
     <w:pPr>
       <w:numPr>
         <w:ilvl w:val="1"/>
@@ -961,7 +961,7 @@
     <w:basedOn w:val="DefaultParagraphFont"/>
     <w:link w:val="Subtitle"/>
     <w:uiPriority w:val="11"/>
-    <w:rsid w:val="00B75D08"/>
+    <w:rsid w:val="00FC08B9"/>
     <w:rPr>
       <w:rFonts w:eastAsiaTheme="majorEastAsia" w:cstheme="majorBidi"/>
       <w:color w:val="595959" w:themeColor="text1" w:themeTint="A6"/>
@@ -977,7 +977,7 @@
     <w:link w:val="QuoteChar"/>
     <w:uiPriority w:val="29"/>
     <w:qFormat/>
-    <w:rsid w:val="00B75D08"/>
+    <w:rsid w:val="00FC08B9"/>
     <w:pPr>
       <w:spacing w:before="160"/>
       <w:jc w:val="center"/>
@@ -993,7 +993,7 @@
     <w:basedOn w:val="DefaultParagraphFont"/>
     <w:link w:val="Quote"/>
     <w:uiPriority w:val="29"/>
-    <w:rsid w:val="00B75D08"/>
+    <w:rsid w:val="00FC08B9"/>
     <w:rPr>
       <w:i/>
       <w:iCs/>
@@ -1005,7 +1005,7 @@
     <w:basedOn w:val="Normal"/>
     <w:uiPriority w:val="34"/>
     <w:qFormat/>
-    <w:rsid w:val="00B75D08"/>
+    <w:rsid w:val="00FC08B9"/>
     <w:pPr>
       <w:ind w:left="720"/>
       <w:contextualSpacing/>
@@ -1016,7 +1016,7 @@
     <w:basedOn w:val="DefaultParagraphFont"/>
     <w:uiPriority w:val="21"/>
     <w:qFormat/>
-    <w:rsid w:val="00B75D08"/>
+    <w:rsid w:val="00FC08B9"/>
     <w:rPr>
       <w:i/>
       <w:iCs/>
@@ -1030,7 +1030,7 @@
     <w:link w:val="IntenseQuoteChar"/>
     <w:uiPriority w:val="30"/>
     <w:qFormat/>
-    <w:rsid w:val="00B75D08"/>
+    <w:rsid w:val="00FC08B9"/>
     <w:pPr>
       <w:pBdr>
         <w:top w:val="single" w:sz="4" w:space="10" w:color="0F4761" w:themeColor="accent1" w:themeShade="BF"/>
@@ -1051,7 +1051,7 @@
     <w:basedOn w:val="DefaultParagraphFont"/>
     <w:link w:val="IntenseQuote"/>
     <w:uiPriority w:val="30"/>
-    <w:rsid w:val="00B75D08"/>
+    <w:rsid w:val="00FC08B9"/>
     <w:rPr>
       <w:i/>
       <w:iCs/>
@@ -1063,7 +1063,7 @@
     <w:basedOn w:val="DefaultParagraphFont"/>
     <w:uiPriority w:val="32"/>
     <w:qFormat/>
-    <w:rsid w:val="00B75D08"/>
+    <w:rsid w:val="00FC08B9"/>
     <w:rPr>
       <w:b/>
       <w:bCs/>
@@ -1075,7 +1075,7 @@
   <w:style w:type="character" w:customStyle="1" w:styleId="CodeCharacter">
     <w:name w:val="Code Character"/>
     <w:basedOn w:val="DefaultParagraphFont"/>
-    <w:rsid w:val="00B75D08"/>
+    <w:rsid w:val="00FC08B9"/>
     <w:rPr>
       <w:rFonts w:ascii="Consolas" w:hAnsi="Consolas"/>
       <w:color w:val="A03070"/>
@@ -1085,7 +1085,7 @@
     <w:name w:val="User Bullets"/>
     <w:basedOn w:val="ListBullet"/>
     <w:link w:val="UserBulletsChar"/>
-    <w:rsid w:val="00B75D08"/>
+    <w:rsid w:val="00FC08B9"/>
     <w:rPr>
       <w:color w:val="008000"/>
     </w:rPr>
@@ -1094,7 +1094,7 @@
     <w:name w:val="User Bullets Char"/>
     <w:basedOn w:val="DefaultParagraphFont"/>
     <w:link w:val="UserBullets"/>
-    <w:rsid w:val="00B75D08"/>
+    <w:rsid w:val="00FC08B9"/>
     <w:rPr>
       <w:color w:val="008000"/>
     </w:rPr>
@@ -1105,7 +1105,7 @@
     <w:uiPriority w:val="99"/>
     <w:semiHidden/>
     <w:unhideWhenUsed/>
-    <w:rsid w:val="00B75D08"/>
+    <w:rsid w:val="00FC08B9"/>
     <w:pPr>
       <w:numPr>
         <w:numId w:val="1"/>
@@ -1118,7 +1118,7 @@
     <w:basedOn w:val="Normal"/>
     <w:uiPriority w:val="99"/>
     <w:unhideWhenUsed/>
-    <w:rsid w:val="00B75D08"/>
+    <w:rsid w:val="00FC08B9"/>
     <w:pPr>
       <w:numPr>
         <w:numId w:val="2"/>
